--- a/legal pro/AI Legal Portal/Notice folder/CredRight_overdue.docx
+++ b/legal pro/AI Legal Portal/Notice folder/CredRight_overdue.docx
@@ -307,17 +307,153 @@
           <w:rStyle w:val="Strong"/>
           <w:rFonts w:ascii="Arial" w:hAnsi="Arial" w:cs="Arial"/>
         </w:rPr>
-        <w:t xml:space="preserve">App </w:t>
-      </w:r>
-      <w:proofErr w:type="gramStart"/>
-      <w:r>
-        <w:rPr>
-          <w:rStyle w:val="Strong"/>
-          <w:rFonts w:ascii="Arial" w:hAnsi="Arial" w:cs="Arial"/>
-        </w:rPr>
-        <w:t>ID :</w:t>
-      </w:r>
-      <w:proofErr w:type="gramEnd"/>
+        <w:t>App ID : ${</w:t>
+      </w:r>
+      <w:proofErr w:type="spellStart"/>
+      <w:r>
+        <w:rPr>
+          <w:rStyle w:val="Strong"/>
+          <w:rFonts w:ascii="Arial" w:hAnsi="Arial" w:cs="Arial"/>
+        </w:rPr>
+        <w:t>app_id</w:t>
+      </w:r>
+      <w:proofErr w:type="spellEnd"/>
+      <w:r>
+        <w:rPr>
+          <w:rStyle w:val="Strong"/>
+          <w:rFonts w:ascii="Arial" w:hAnsi="Arial" w:cs="Arial"/>
+        </w:rPr>
+        <w:t xml:space="preserve">} </w:t>
+      </w:r>
+    </w:p>
+    <w:p>
+      <w:pPr>
+        <w:pStyle w:val="NormalWeb"/>
+        <w:spacing w:before="0" w:beforeAutospacing="0" w:after="0" w:afterAutospacing="0"/>
+        <w:rPr>
+          <w:rFonts w:ascii="Arial" w:hAnsi="Arial" w:cs="Arial"/>
+        </w:rPr>
+      </w:pPr>
+      <w:r>
+        <w:rPr>
+          <w:rStyle w:val="Strong"/>
+          <w:rFonts w:ascii="Arial" w:hAnsi="Arial" w:cs="Arial"/>
+        </w:rPr>
+        <w:t>Loan account No: ${</w:t>
+      </w:r>
+      <w:proofErr w:type="spellStart"/>
+      <w:r>
+        <w:rPr>
+          <w:rStyle w:val="Strong"/>
+          <w:rFonts w:ascii="Arial" w:hAnsi="Arial" w:cs="Arial"/>
+        </w:rPr>
+        <w:t>lan</w:t>
+      </w:r>
+      <w:proofErr w:type="spellEnd"/>
+      <w:r>
+        <w:rPr>
+          <w:rStyle w:val="Strong"/>
+          <w:rFonts w:ascii="Arial" w:hAnsi="Arial" w:cs="Arial"/>
+        </w:rPr>
+        <w:t xml:space="preserve">} </w:t>
+      </w:r>
+    </w:p>
+    <w:p>
+      <w:pPr>
+        <w:pStyle w:val="NormalWeb"/>
+        <w:spacing w:before="0" w:beforeAutospacing="0" w:after="0" w:afterAutospacing="0"/>
+        <w:rPr>
+          <w:rFonts w:ascii="Arial" w:hAnsi="Arial" w:cs="Arial"/>
+        </w:rPr>
+      </w:pPr>
+    </w:p>
+    <w:p>
+      <w:pPr>
+        <w:pStyle w:val="NormalWeb"/>
+        <w:spacing w:before="0" w:beforeAutospacing="0" w:after="0" w:afterAutospacing="0"/>
+        <w:rPr>
+          <w:rFonts w:ascii="Arial" w:hAnsi="Arial" w:cs="Arial"/>
+        </w:rPr>
+      </w:pPr>
+      <w:r>
+        <w:rPr>
+          <w:rFonts w:ascii="Arial" w:hAnsi="Arial" w:cs="Arial"/>
+        </w:rPr>
+        <w:t xml:space="preserve">Dear Sir/Mam, </w:t>
+      </w:r>
+    </w:p>
+    <w:p>
+      <w:pPr>
+        <w:pStyle w:val="NormalWeb"/>
+        <w:spacing w:before="0" w:beforeAutospacing="0" w:after="0" w:afterAutospacing="0"/>
+        <w:rPr>
+          <w:rFonts w:ascii="Arial" w:hAnsi="Arial" w:cs="Arial"/>
+        </w:rPr>
+      </w:pPr>
+      <w:r>
+        <w:rPr>
+          <w:rFonts w:ascii="Arial" w:hAnsi="Arial" w:cs="Arial"/>
+        </w:rPr>
+        <w:t xml:space="preserve">With reference to the above-mentioned loan account and vide sanction letter dated </w:t>
+      </w:r>
+      <w:r>
+        <w:rPr>
+          <w:rStyle w:val="Strong"/>
+          <w:rFonts w:ascii="Arial" w:hAnsi="Arial" w:cs="Arial"/>
+        </w:rPr>
+        <w:t>${</w:t>
+      </w:r>
+      <w:proofErr w:type="spellStart"/>
+      <w:r>
+        <w:rPr>
+          <w:rStyle w:val="Strong"/>
+          <w:rFonts w:ascii="Arial" w:hAnsi="Arial" w:cs="Arial"/>
+        </w:rPr>
+        <w:t>loan_disb_date</w:t>
+      </w:r>
+      <w:proofErr w:type="spellEnd"/>
+      <w:r>
+        <w:rPr>
+          <w:rStyle w:val="Strong"/>
+          <w:rFonts w:ascii="Arial" w:hAnsi="Arial" w:cs="Arial"/>
+        </w:rPr>
+        <w:t xml:space="preserve">} </w:t>
+      </w:r>
+      <w:r>
+        <w:rPr>
+          <w:rFonts w:ascii="Arial" w:hAnsi="Arial" w:cs="Arial"/>
+        </w:rPr>
+        <w:t xml:space="preserve">for loan amount of Rs. </w:t>
+      </w:r>
+      <w:r>
+        <w:rPr>
+          <w:rStyle w:val="Strong"/>
+          <w:rFonts w:ascii="Arial" w:hAnsi="Arial" w:cs="Arial"/>
+        </w:rPr>
+        <w:t>${</w:t>
+      </w:r>
+      <w:proofErr w:type="spellStart"/>
+      <w:r>
+        <w:rPr>
+          <w:rStyle w:val="Strong"/>
+          <w:rFonts w:ascii="Arial" w:hAnsi="Arial" w:cs="Arial"/>
+        </w:rPr>
+        <w:t>loan_amount</w:t>
+      </w:r>
+      <w:proofErr w:type="spellEnd"/>
+      <w:r>
+        <w:rPr>
+          <w:rStyle w:val="Strong"/>
+          <w:rFonts w:ascii="Arial" w:hAnsi="Arial" w:cs="Arial"/>
+        </w:rPr>
+        <w:t xml:space="preserve">} </w:t>
+      </w:r>
+      <w:r>
+        <w:rPr>
+          <w:rFonts w:ascii="Arial" w:hAnsi="Arial" w:cs="Arial"/>
+        </w:rPr>
+        <w:t>/- (</w:t>
+      </w:r>
       <w:r>
         <w:rPr>
           <w:rStyle w:val="Strong"/>
@@ -331,7 +467,7 @@
           <w:rStyle w:val="Strong"/>
           <w:rFonts w:ascii="Arial" w:hAnsi="Arial" w:cs="Arial"/>
         </w:rPr>
-        <w:t>app_id</w:t>
+        <w:t>loan_amount_InWord</w:t>
       </w:r>
       <w:proofErr w:type="spellEnd"/>
       <w:r>
@@ -341,29 +477,50 @@
         </w:rPr>
         <w:t xml:space="preserve">} </w:t>
       </w:r>
-    </w:p>
-    <w:p>
-      <w:pPr>
-        <w:pStyle w:val="NormalWeb"/>
-        <w:spacing w:before="0" w:beforeAutospacing="0" w:after="0" w:afterAutospacing="0"/>
-        <w:rPr>
-          <w:rFonts w:ascii="Arial" w:hAnsi="Arial" w:cs="Arial"/>
-        </w:rPr>
-      </w:pPr>
-      <w:r>
-        <w:rPr>
-          <w:rStyle w:val="Strong"/>
-          <w:rFonts w:ascii="Arial" w:hAnsi="Arial" w:cs="Arial"/>
-        </w:rPr>
-        <w:t>Loan account No: ${</w:t>
-      </w:r>
-      <w:proofErr w:type="spellStart"/>
-      <w:r>
-        <w:rPr>
-          <w:rStyle w:val="Strong"/>
-          <w:rFonts w:ascii="Arial" w:hAnsi="Arial" w:cs="Arial"/>
-        </w:rPr>
-        <w:t>lan</w:t>
+      <w:r>
+        <w:rPr>
+          <w:rFonts w:ascii="Arial" w:hAnsi="Arial" w:cs="Arial"/>
+        </w:rPr>
+        <w:t xml:space="preserve">) availed by you. </w:t>
+      </w:r>
+    </w:p>
+    <w:p>
+      <w:pPr>
+        <w:pStyle w:val="NormalWeb"/>
+        <w:spacing w:before="0" w:beforeAutospacing="0" w:after="0" w:afterAutospacing="0"/>
+        <w:rPr>
+          <w:rFonts w:ascii="Arial" w:hAnsi="Arial" w:cs="Arial"/>
+        </w:rPr>
+      </w:pPr>
+    </w:p>
+    <w:p>
+      <w:pPr>
+        <w:pStyle w:val="NormalWeb"/>
+        <w:spacing w:before="0" w:beforeAutospacing="0" w:after="0" w:afterAutospacing="0"/>
+        <w:rPr>
+          <w:rFonts w:ascii="Arial" w:hAnsi="Arial" w:cs="Arial"/>
+        </w:rPr>
+      </w:pPr>
+      <w:r>
+        <w:rPr>
+          <w:rFonts w:ascii="Arial" w:hAnsi="Arial" w:cs="Arial"/>
+        </w:rPr>
+        <w:t xml:space="preserve">We write to bring to your notice that an EMI overdue amount of Rs. </w:t>
+      </w:r>
+      <w:r>
+        <w:rPr>
+          <w:rStyle w:val="Strong"/>
+          <w:rFonts w:ascii="Arial" w:hAnsi="Arial" w:cs="Arial"/>
+        </w:rPr>
+        <w:t>${</w:t>
+      </w:r>
+      <w:proofErr w:type="spellStart"/>
+      <w:r>
+        <w:rPr>
+          <w:rStyle w:val="Strong"/>
+          <w:rFonts w:ascii="Arial" w:hAnsi="Arial" w:cs="Arial"/>
+        </w:rPr>
+        <w:t>emi_overdue_amt</w:t>
       </w:r>
       <w:proofErr w:type="spellEnd"/>
       <w:r>
@@ -373,44 +530,40 @@
         </w:rPr>
         <w:t xml:space="preserve">} </w:t>
       </w:r>
-    </w:p>
-    <w:p>
-      <w:pPr>
-        <w:pStyle w:val="NormalWeb"/>
-        <w:spacing w:before="0" w:beforeAutospacing="0" w:after="0" w:afterAutospacing="0"/>
-        <w:rPr>
-          <w:rFonts w:ascii="Arial" w:hAnsi="Arial" w:cs="Arial"/>
-        </w:rPr>
-      </w:pPr>
-    </w:p>
-    <w:p>
-      <w:pPr>
-        <w:pStyle w:val="NormalWeb"/>
-        <w:spacing w:before="0" w:beforeAutospacing="0" w:after="0" w:afterAutospacing="0"/>
-        <w:rPr>
-          <w:rFonts w:ascii="Arial" w:hAnsi="Arial" w:cs="Arial"/>
-        </w:rPr>
-      </w:pPr>
-      <w:r>
-        <w:rPr>
-          <w:rFonts w:ascii="Arial" w:hAnsi="Arial" w:cs="Arial"/>
-        </w:rPr>
-        <w:t xml:space="preserve">Dear Sir/Mam, </w:t>
-      </w:r>
-    </w:p>
-    <w:p>
-      <w:pPr>
-        <w:pStyle w:val="NormalWeb"/>
-        <w:spacing w:before="0" w:beforeAutospacing="0" w:after="0" w:afterAutospacing="0"/>
-        <w:rPr>
-          <w:rFonts w:ascii="Arial" w:hAnsi="Arial" w:cs="Arial"/>
-        </w:rPr>
-      </w:pPr>
-      <w:r>
-        <w:rPr>
-          <w:rFonts w:ascii="Arial" w:hAnsi="Arial" w:cs="Arial"/>
-        </w:rPr>
-        <w:t xml:space="preserve">With reference to the above-mentioned loan account and vide sanction letter dated </w:t>
+      <w:r>
+        <w:rPr>
+          <w:rFonts w:ascii="Arial" w:hAnsi="Arial" w:cs="Arial"/>
+        </w:rPr>
+        <w:t>/- (</w:t>
+      </w:r>
+      <w:r>
+        <w:rPr>
+          <w:rStyle w:val="Strong"/>
+          <w:rFonts w:ascii="Arial" w:hAnsi="Arial" w:cs="Arial"/>
+        </w:rPr>
+        <w:t xml:space="preserve"> ${</w:t>
+      </w:r>
+      <w:proofErr w:type="spellStart"/>
+      <w:r>
+        <w:rPr>
+          <w:rStyle w:val="Strong"/>
+          <w:rFonts w:ascii="Arial" w:hAnsi="Arial" w:cs="Arial"/>
+        </w:rPr>
+        <w:t>emi_overdue_amt_InWord</w:t>
+      </w:r>
+      <w:proofErr w:type="spellEnd"/>
+      <w:r>
+        <w:rPr>
+          <w:rStyle w:val="Strong"/>
+          <w:rFonts w:ascii="Arial" w:hAnsi="Arial" w:cs="Arial"/>
+        </w:rPr>
+        <w:t xml:space="preserve">} </w:t>
+      </w:r>
+      <w:r>
+        <w:rPr>
+          <w:rFonts w:ascii="Arial" w:hAnsi="Arial" w:cs="Arial"/>
+        </w:rPr>
+        <w:t xml:space="preserve">) &amp; Total Outstanding of Rs. </w:t>
       </w:r>
       <w:r>
         <w:rPr>
@@ -425,7 +578,7 @@
           <w:rStyle w:val="Strong"/>
           <w:rFonts w:ascii="Arial" w:hAnsi="Arial" w:cs="Arial"/>
         </w:rPr>
-        <w:t>loan_disb_date</w:t>
+        <w:t>tos_amount</w:t>
       </w:r>
       <w:proofErr w:type="spellEnd"/>
       <w:r>
@@ -439,7 +592,7 @@
         <w:rPr>
           <w:rFonts w:ascii="Arial" w:hAnsi="Arial" w:cs="Arial"/>
         </w:rPr>
-        <w:t xml:space="preserve">for loan amount of Rs. </w:t>
+        <w:t xml:space="preserve">/- ( </w:t>
       </w:r>
       <w:r>
         <w:rPr>
@@ -454,7 +607,7 @@
           <w:rStyle w:val="Strong"/>
           <w:rFonts w:ascii="Arial" w:hAnsi="Arial" w:cs="Arial"/>
         </w:rPr>
-        <w:t>loan_amount</w:t>
+        <w:t>tos_amount_InWord</w:t>
       </w:r>
       <w:proofErr w:type="spellEnd"/>
       <w:r>
@@ -468,37 +621,22 @@
         <w:rPr>
           <w:rFonts w:ascii="Arial" w:hAnsi="Arial" w:cs="Arial"/>
         </w:rPr>
-        <w:t xml:space="preserve">/- </w:t>
-      </w:r>
-      <w:proofErr w:type="gramStart"/>
-      <w:r>
-        <w:rPr>
-          <w:rFonts w:ascii="Arial" w:hAnsi="Arial" w:cs="Arial"/>
-        </w:rPr>
-        <w:t>(</w:t>
-      </w:r>
-      <w:r>
-        <w:rPr>
-          <w:rStyle w:val="Strong"/>
-          <w:rFonts w:ascii="Arial" w:hAnsi="Arial" w:cs="Arial"/>
-        </w:rPr>
-        <w:t xml:space="preserve"> $</w:t>
-      </w:r>
-      <w:proofErr w:type="gramEnd"/>
-      <w:r>
-        <w:rPr>
-          <w:rStyle w:val="Strong"/>
-          <w:rFonts w:ascii="Arial" w:hAnsi="Arial" w:cs="Arial"/>
-        </w:rPr>
-        <w:t>{</w:t>
-      </w:r>
-      <w:proofErr w:type="spellStart"/>
-      <w:r>
-        <w:rPr>
-          <w:rStyle w:val="Strong"/>
-          <w:rFonts w:ascii="Arial" w:hAnsi="Arial" w:cs="Arial"/>
-        </w:rPr>
-        <w:t>loan_amount_InWord</w:t>
+        <w:t xml:space="preserve">) is pending since </w:t>
+      </w:r>
+      <w:r>
+        <w:rPr>
+          <w:rStyle w:val="Strong"/>
+          <w:rFonts w:ascii="Arial" w:hAnsi="Arial" w:cs="Arial"/>
+        </w:rPr>
+        <w:t>${</w:t>
+      </w:r>
+      <w:proofErr w:type="spellStart"/>
+      <w:r>
+        <w:rPr>
+          <w:rStyle w:val="Strong"/>
+          <w:rFonts w:ascii="Arial" w:hAnsi="Arial" w:cs="Arial"/>
+        </w:rPr>
+        <w:t>current_delinquency</w:t>
       </w:r>
       <w:proofErr w:type="spellEnd"/>
       <w:r>
@@ -512,31 +650,76 @@
         <w:rPr>
           <w:rFonts w:ascii="Arial" w:hAnsi="Arial" w:cs="Arial"/>
         </w:rPr>
-        <w:t xml:space="preserve">) availed by you. </w:t>
-      </w:r>
-    </w:p>
-    <w:p>
-      <w:pPr>
-        <w:pStyle w:val="NormalWeb"/>
-        <w:spacing w:before="0" w:beforeAutospacing="0" w:after="0" w:afterAutospacing="0"/>
-        <w:rPr>
-          <w:rFonts w:ascii="Arial" w:hAnsi="Arial" w:cs="Arial"/>
-        </w:rPr>
-      </w:pPr>
-    </w:p>
-    <w:p>
-      <w:pPr>
-        <w:pStyle w:val="NormalWeb"/>
-        <w:spacing w:before="0" w:beforeAutospacing="0" w:after="0" w:afterAutospacing="0"/>
-        <w:rPr>
-          <w:rFonts w:ascii="Arial" w:hAnsi="Arial" w:cs="Arial"/>
-        </w:rPr>
-      </w:pPr>
-      <w:r>
-        <w:rPr>
-          <w:rFonts w:ascii="Arial" w:hAnsi="Arial" w:cs="Arial"/>
-        </w:rPr>
-        <w:t xml:space="preserve">We write to bring to your notice that an EMI overdue amount of Rs. </w:t>
+        <w:t xml:space="preserve">days in the above-said facility availed by you. </w:t>
+      </w:r>
+    </w:p>
+    <w:p>
+      <w:pPr>
+        <w:pStyle w:val="NormalWeb"/>
+        <w:spacing w:before="0" w:beforeAutospacing="0" w:after="0" w:afterAutospacing="0"/>
+        <w:rPr>
+          <w:rFonts w:ascii="Arial" w:hAnsi="Arial" w:cs="Arial"/>
+        </w:rPr>
+      </w:pPr>
+      <w:r>
+        <w:rPr>
+          <w:rFonts w:ascii="Arial" w:hAnsi="Arial" w:cs="Arial"/>
+        </w:rPr>
+        <w:t xml:space="preserve">You are requested to clear the overdue amount with in 7days after receipt of this letter. In case of the non-payment of overdue, CredRight Finance Pvt Ltd will be forced to initiate the action against you as well as Co-borrower/guarantor of the loan which may include recalling the advance and suitable action. </w:t>
+      </w:r>
+    </w:p>
+    <w:p>
+      <w:pPr>
+        <w:pStyle w:val="NormalWeb"/>
+        <w:spacing w:before="0" w:beforeAutospacing="0" w:after="0" w:afterAutospacing="0"/>
+        <w:rPr>
+          <w:rFonts w:ascii="Arial" w:hAnsi="Arial" w:cs="Arial"/>
+        </w:rPr>
+      </w:pPr>
+    </w:p>
+    <w:p>
+      <w:pPr>
+        <w:pStyle w:val="NormalWeb"/>
+        <w:spacing w:before="0" w:beforeAutospacing="0" w:after="0" w:afterAutospacing="0"/>
+        <w:rPr>
+          <w:rFonts w:ascii="Arial" w:hAnsi="Arial" w:cs="Arial"/>
+        </w:rPr>
+      </w:pPr>
+      <w:r>
+        <w:rPr>
+          <w:rFonts w:ascii="Arial" w:hAnsi="Arial" w:cs="Arial"/>
+        </w:rPr>
+        <w:t xml:space="preserve">We therefore once again urge you to clear the entire overdue amount immediately. </w:t>
+      </w:r>
+    </w:p>
+    <w:p>
+      <w:pPr>
+        <w:pStyle w:val="NormalWeb"/>
+        <w:spacing w:before="0" w:beforeAutospacing="0" w:after="0" w:afterAutospacing="0"/>
+        <w:rPr>
+          <w:rFonts w:ascii="Arial" w:hAnsi="Arial" w:cs="Arial"/>
+        </w:rPr>
+      </w:pPr>
+      <w:r>
+        <w:rPr>
+          <w:rFonts w:ascii="Arial" w:hAnsi="Arial" w:cs="Arial"/>
+        </w:rPr>
+        <w:t>Assure you of our best services always. Please contact our Branch Manager in case of any further clarification.</w:t>
+      </w:r>
+    </w:p>
+    <w:p>
+      <w:pPr>
+        <w:pStyle w:val="NormalWeb"/>
+        <w:spacing w:before="0" w:beforeAutospacing="0" w:after="0" w:afterAutospacing="0"/>
+        <w:rPr>
+          <w:rFonts w:ascii="Arial" w:hAnsi="Arial" w:cs="Arial"/>
+        </w:rPr>
+      </w:pPr>
+      <w:r>
+        <w:rPr>
+          <w:rFonts w:ascii="Arial" w:hAnsi="Arial" w:cs="Arial"/>
+        </w:rPr>
+        <w:t xml:space="preserve">Branch Manager : </w:t>
       </w:r>
       <w:r>
         <w:rPr>
@@ -551,7 +734,7 @@
           <w:rStyle w:val="Strong"/>
           <w:rFonts w:ascii="Arial" w:hAnsi="Arial" w:cs="Arial"/>
         </w:rPr>
-        <w:t>emi_overdue_amt</w:t>
+        <w:t>bm_names</w:t>
       </w:r>
       <w:proofErr w:type="spellEnd"/>
       <w:r>
@@ -565,37 +748,22 @@
         <w:rPr>
           <w:rFonts w:ascii="Arial" w:hAnsi="Arial" w:cs="Arial"/>
         </w:rPr>
-        <w:t xml:space="preserve">/- </w:t>
-      </w:r>
-      <w:proofErr w:type="gramStart"/>
-      <w:r>
-        <w:rPr>
-          <w:rFonts w:ascii="Arial" w:hAnsi="Arial" w:cs="Arial"/>
-        </w:rPr>
-        <w:t>(</w:t>
-      </w:r>
-      <w:r>
-        <w:rPr>
-          <w:rStyle w:val="Strong"/>
-          <w:rFonts w:ascii="Arial" w:hAnsi="Arial" w:cs="Arial"/>
-        </w:rPr>
-        <w:t xml:space="preserve"> $</w:t>
-      </w:r>
-      <w:proofErr w:type="gramEnd"/>
-      <w:r>
-        <w:rPr>
-          <w:rStyle w:val="Strong"/>
-          <w:rFonts w:ascii="Arial" w:hAnsi="Arial" w:cs="Arial"/>
-        </w:rPr>
-        <w:t>{</w:t>
-      </w:r>
-      <w:proofErr w:type="spellStart"/>
-      <w:r>
-        <w:rPr>
-          <w:rStyle w:val="Strong"/>
-          <w:rFonts w:ascii="Arial" w:hAnsi="Arial" w:cs="Arial"/>
-        </w:rPr>
-        <w:t>emi_overdue_amt_InWord</w:t>
+        <w:t xml:space="preserve">&amp; contact number: </w:t>
+      </w:r>
+      <w:r>
+        <w:rPr>
+          <w:rStyle w:val="Strong"/>
+          <w:rFonts w:ascii="Arial" w:hAnsi="Arial" w:cs="Arial"/>
+        </w:rPr>
+        <w:t>${</w:t>
+      </w:r>
+      <w:proofErr w:type="spellStart"/>
+      <w:r>
+        <w:rPr>
+          <w:rStyle w:val="Strong"/>
+          <w:rFonts w:ascii="Arial" w:hAnsi="Arial" w:cs="Arial"/>
+        </w:rPr>
+        <w:t>bm_mobile_number</w:t>
       </w:r>
       <w:proofErr w:type="spellEnd"/>
       <w:r>
@@ -605,11 +773,20 @@
         </w:rPr>
         <w:t xml:space="preserve">} </w:t>
       </w:r>
-      <w:r>
-        <w:rPr>
-          <w:rFonts w:ascii="Arial" w:hAnsi="Arial" w:cs="Arial"/>
-        </w:rPr>
-        <w:t xml:space="preserve">) &amp; Total Outstanding of Rs. </w:t>
+    </w:p>
+    <w:p>
+      <w:pPr>
+        <w:pStyle w:val="NormalWeb"/>
+        <w:spacing w:before="0" w:beforeAutospacing="0" w:after="0" w:afterAutospacing="0"/>
+        <w:rPr>
+          <w:rFonts w:ascii="Arial" w:hAnsi="Arial" w:cs="Arial"/>
+        </w:rPr>
+      </w:pPr>
+      <w:r>
+        <w:rPr>
+          <w:rFonts w:ascii="Arial" w:hAnsi="Arial" w:cs="Arial"/>
+        </w:rPr>
+        <w:t xml:space="preserve">Area collection Manager: </w:t>
       </w:r>
       <w:r>
         <w:rPr>
@@ -624,7 +801,80 @@
           <w:rStyle w:val="Strong"/>
           <w:rFonts w:ascii="Arial" w:hAnsi="Arial" w:cs="Arial"/>
         </w:rPr>
-        <w:t>tos_amount</w:t>
+        <w:t>acm_names</w:t>
+      </w:r>
+      <w:proofErr w:type="spellEnd"/>
+      <w:r>
+        <w:rPr>
+          <w:rStyle w:val="Strong"/>
+          <w:rFonts w:ascii="Arial" w:hAnsi="Arial" w:cs="Arial"/>
+        </w:rPr>
+        <w:t>}</w:t>
+      </w:r>
+      <w:r>
+        <w:rPr>
+          <w:rFonts w:ascii="Arial" w:hAnsi="Arial" w:cs="Arial"/>
+        </w:rPr>
+        <w:t xml:space="preserve"> </w:t>
+      </w:r>
+    </w:p>
+    <w:p>
+      <w:pPr>
+        <w:pStyle w:val="NormalWeb"/>
+        <w:spacing w:before="0" w:beforeAutospacing="0" w:after="0" w:afterAutospacing="0"/>
+        <w:rPr>
+          <w:rFonts w:ascii="Arial" w:hAnsi="Arial" w:cs="Arial"/>
+        </w:rPr>
+      </w:pPr>
+      <w:r>
+        <w:rPr>
+          <w:rFonts w:ascii="Arial" w:hAnsi="Arial" w:cs="Arial"/>
+        </w:rPr>
+        <w:t xml:space="preserve">Regional collection Manager: </w:t>
+      </w:r>
+      <w:r>
+        <w:rPr>
+          <w:rStyle w:val="Strong"/>
+          <w:rFonts w:ascii="Arial" w:hAnsi="Arial" w:cs="Arial"/>
+        </w:rPr>
+        <w:t>${</w:t>
+      </w:r>
+      <w:proofErr w:type="spellStart"/>
+      <w:r>
+        <w:rPr>
+          <w:rStyle w:val="Strong"/>
+          <w:rFonts w:ascii="Arial" w:hAnsi="Arial" w:cs="Arial"/>
+        </w:rPr>
+        <w:t>rcm_name</w:t>
+      </w:r>
+      <w:proofErr w:type="spellEnd"/>
+      <w:r>
+        <w:rPr>
+          <w:rStyle w:val="Strong"/>
+          <w:rFonts w:ascii="Arial" w:hAnsi="Arial" w:cs="Arial"/>
+        </w:rPr>
+        <w:t>}</w:t>
+      </w:r>
+      <w:r>
+        <w:rPr>
+          <w:rFonts w:ascii="Arial" w:hAnsi="Arial" w:cs="Arial"/>
+        </w:rPr>
+        <w:t xml:space="preserve"> &amp; contact number: </w:t>
+      </w:r>
+      <w:r>
+        <w:rPr>
+          <w:rStyle w:val="Strong"/>
+          <w:rFonts w:ascii="Arial" w:hAnsi="Arial" w:cs="Arial"/>
+        </w:rPr>
+        <w:t>${</w:t>
+      </w:r>
+      <w:proofErr w:type="spellStart"/>
+      <w:r>
+        <w:rPr>
+          <w:rStyle w:val="Strong"/>
+          <w:rFonts w:ascii="Arial" w:hAnsi="Arial" w:cs="Arial"/>
+        </w:rPr>
+        <w:t>rcm_mobile_number</w:t>
       </w:r>
       <w:proofErr w:type="spellEnd"/>
       <w:r>
@@ -638,416 +888,8 @@
         <w:rPr>
           <w:rFonts w:ascii="Arial" w:hAnsi="Arial" w:cs="Arial"/>
         </w:rPr>
-        <w:t xml:space="preserve">/- </w:t>
-      </w:r>
-      <w:proofErr w:type="gramStart"/>
-      <w:r>
-        <w:rPr>
-          <w:rFonts w:ascii="Arial" w:hAnsi="Arial" w:cs="Arial"/>
-        </w:rPr>
-        <w:t xml:space="preserve">( </w:t>
-      </w:r>
-      <w:r>
-        <w:rPr>
-          <w:rStyle w:val="Strong"/>
-          <w:rFonts w:ascii="Arial" w:hAnsi="Arial" w:cs="Arial"/>
-        </w:rPr>
-        <w:t>$</w:t>
-      </w:r>
-      <w:proofErr w:type="gramEnd"/>
-      <w:r>
-        <w:rPr>
-          <w:rStyle w:val="Strong"/>
-          <w:rFonts w:ascii="Arial" w:hAnsi="Arial" w:cs="Arial"/>
-        </w:rPr>
-        <w:t>{</w:t>
-      </w:r>
-      <w:proofErr w:type="spellStart"/>
-      <w:r>
-        <w:rPr>
-          <w:rStyle w:val="Strong"/>
-          <w:rFonts w:ascii="Arial" w:hAnsi="Arial" w:cs="Arial"/>
-        </w:rPr>
-        <w:t>tos_amount_InWord</w:t>
-      </w:r>
-      <w:proofErr w:type="spellEnd"/>
-      <w:r>
-        <w:rPr>
-          <w:rStyle w:val="Strong"/>
-          <w:rFonts w:ascii="Arial" w:hAnsi="Arial" w:cs="Arial"/>
-        </w:rPr>
-        <w:t xml:space="preserve">} </w:t>
-      </w:r>
-      <w:r>
-        <w:rPr>
-          <w:rFonts w:ascii="Arial" w:hAnsi="Arial" w:cs="Arial"/>
-        </w:rPr>
-        <w:t xml:space="preserve">) is pending since </w:t>
-      </w:r>
-      <w:r>
-        <w:rPr>
-          <w:rStyle w:val="Strong"/>
-          <w:rFonts w:ascii="Arial" w:hAnsi="Arial" w:cs="Arial"/>
-        </w:rPr>
-        <w:t>${</w:t>
-      </w:r>
-      <w:proofErr w:type="spellStart"/>
-      <w:r>
-        <w:rPr>
-          <w:rStyle w:val="Strong"/>
-          <w:rFonts w:ascii="Arial" w:hAnsi="Arial" w:cs="Arial"/>
-        </w:rPr>
-        <w:t>current_delinquency</w:t>
-      </w:r>
-      <w:proofErr w:type="spellEnd"/>
-      <w:r>
-        <w:rPr>
-          <w:rStyle w:val="Strong"/>
-          <w:rFonts w:ascii="Arial" w:hAnsi="Arial" w:cs="Arial"/>
-        </w:rPr>
-        <w:t xml:space="preserve">} </w:t>
-      </w:r>
-      <w:r>
-        <w:rPr>
-          <w:rFonts w:ascii="Arial" w:hAnsi="Arial" w:cs="Arial"/>
-        </w:rPr>
-        <w:t xml:space="preserve">days in the above-said facility availed by you. </w:t>
-      </w:r>
-    </w:p>
-    <w:p>
-      <w:pPr>
-        <w:pStyle w:val="NormalWeb"/>
-        <w:spacing w:before="0" w:beforeAutospacing="0" w:after="0" w:afterAutospacing="0"/>
-        <w:rPr>
-          <w:rFonts w:ascii="Arial" w:hAnsi="Arial" w:cs="Arial"/>
-        </w:rPr>
-      </w:pPr>
-      <w:r>
-        <w:rPr>
-          <w:rFonts w:ascii="Arial" w:hAnsi="Arial" w:cs="Arial"/>
-        </w:rPr>
-        <w:t xml:space="preserve">You are requested to clear the overdue amount with in 7days after receipt of this letter. In case of the non-payment of overdue, CredRight Finance Pvt Ltd will be forced to initiate the action against you as well as Co-borrower/guarantor of the loan which may include recalling the advance and suitable action. </w:t>
-      </w:r>
-    </w:p>
-    <w:p>
-      <w:pPr>
-        <w:pStyle w:val="NormalWeb"/>
-        <w:spacing w:before="0" w:beforeAutospacing="0" w:after="0" w:afterAutospacing="0"/>
-        <w:rPr>
-          <w:rFonts w:ascii="Arial" w:hAnsi="Arial" w:cs="Arial"/>
-        </w:rPr>
-      </w:pPr>
-    </w:p>
-    <w:p>
-      <w:pPr>
-        <w:pStyle w:val="NormalWeb"/>
-        <w:spacing w:before="0" w:beforeAutospacing="0" w:after="0" w:afterAutospacing="0"/>
-        <w:rPr>
-          <w:rFonts w:ascii="Arial" w:hAnsi="Arial" w:cs="Arial"/>
-        </w:rPr>
-      </w:pPr>
-      <w:r>
-        <w:rPr>
-          <w:rFonts w:ascii="Arial" w:hAnsi="Arial" w:cs="Arial"/>
-        </w:rPr>
-        <w:t xml:space="preserve">We therefore once again urge you to clear the entire overdue amount immediately. </w:t>
-      </w:r>
-    </w:p>
-    <w:p>
-      <w:pPr>
-        <w:pStyle w:val="NormalWeb"/>
-        <w:spacing w:before="0" w:beforeAutospacing="0" w:after="0" w:afterAutospacing="0"/>
-        <w:rPr>
-          <w:rFonts w:ascii="Arial" w:hAnsi="Arial" w:cs="Arial"/>
-        </w:rPr>
-      </w:pPr>
-      <w:r>
-        <w:rPr>
-          <w:rFonts w:ascii="Arial" w:hAnsi="Arial" w:cs="Arial"/>
-        </w:rPr>
-        <w:t>Assure you of our best services always. Please contact our Branch Manager in case of any further clarification.</w:t>
-      </w:r>
-    </w:p>
-    <w:p>
-      <w:pPr>
-        <w:pStyle w:val="NormalWeb"/>
-        <w:spacing w:before="0" w:beforeAutospacing="0" w:after="0" w:afterAutospacing="0"/>
-        <w:rPr>
-          <w:rFonts w:ascii="Arial" w:hAnsi="Arial" w:cs="Arial"/>
-        </w:rPr>
-      </w:pPr>
-      <w:r>
-        <w:rPr>
-          <w:rFonts w:ascii="Arial" w:hAnsi="Arial" w:cs="Arial"/>
-        </w:rPr>
-        <w:t xml:space="preserve">Branch </w:t>
-      </w:r>
-      <w:proofErr w:type="gramStart"/>
-      <w:r>
-        <w:rPr>
-          <w:rFonts w:ascii="Arial" w:hAnsi="Arial" w:cs="Arial"/>
-        </w:rPr>
-        <w:t>Manager :</w:t>
-      </w:r>
-      <w:proofErr w:type="gramEnd"/>
-      <w:r>
-        <w:rPr>
-          <w:rFonts w:ascii="Arial" w:hAnsi="Arial" w:cs="Arial"/>
-        </w:rPr>
-        <w:t xml:space="preserve"> </w:t>
-      </w:r>
-      <w:r>
-        <w:rPr>
-          <w:rStyle w:val="Strong"/>
-          <w:rFonts w:ascii="Arial" w:hAnsi="Arial" w:cs="Arial"/>
-        </w:rPr>
-        <w:t>${</w:t>
-      </w:r>
-      <w:proofErr w:type="spellStart"/>
-      <w:r>
-        <w:rPr>
-          <w:rStyle w:val="Strong"/>
-          <w:rFonts w:ascii="Arial" w:hAnsi="Arial" w:cs="Arial"/>
-        </w:rPr>
-        <w:t>bm_names</w:t>
-      </w:r>
-      <w:proofErr w:type="spellEnd"/>
-      <w:r>
-        <w:rPr>
-          <w:rStyle w:val="Strong"/>
-          <w:rFonts w:ascii="Arial" w:hAnsi="Arial" w:cs="Arial"/>
-        </w:rPr>
-        <w:t xml:space="preserve">} </w:t>
-      </w:r>
-      <w:r>
-        <w:rPr>
-          <w:rFonts w:ascii="Arial" w:hAnsi="Arial" w:cs="Arial"/>
-        </w:rPr>
-        <w:t xml:space="preserve">&amp; contact number: </w:t>
-      </w:r>
-      <w:r>
-        <w:rPr>
-          <w:rStyle w:val="Strong"/>
-          <w:rFonts w:ascii="Arial" w:hAnsi="Arial" w:cs="Arial"/>
-        </w:rPr>
-        <w:t>${</w:t>
-      </w:r>
-      <w:proofErr w:type="spellStart"/>
-      <w:r>
-        <w:rPr>
-          <w:rStyle w:val="Strong"/>
-          <w:rFonts w:ascii="Arial" w:hAnsi="Arial" w:cs="Arial"/>
-        </w:rPr>
-        <w:t>bm_mobile_number</w:t>
-      </w:r>
-      <w:proofErr w:type="spellEnd"/>
-      <w:r>
-        <w:rPr>
-          <w:rStyle w:val="Strong"/>
-          <w:rFonts w:ascii="Arial" w:hAnsi="Arial" w:cs="Arial"/>
-        </w:rPr>
-        <w:t xml:space="preserve">} </w:t>
-      </w:r>
-    </w:p>
-    <w:p>
-      <w:pPr>
-        <w:pStyle w:val="NormalWeb"/>
-        <w:spacing w:before="0" w:beforeAutospacing="0" w:after="0" w:afterAutospacing="0"/>
-        <w:rPr>
-          <w:rFonts w:ascii="Arial" w:hAnsi="Arial" w:cs="Arial"/>
-        </w:rPr>
-      </w:pPr>
-      <w:r>
-        <w:rPr>
-          <w:rFonts w:ascii="Arial" w:hAnsi="Arial" w:cs="Arial"/>
-        </w:rPr>
-        <w:t xml:space="preserve">Area collection Manager: </w:t>
-      </w:r>
-      <w:r>
-        <w:rPr>
-          <w:rStyle w:val="Strong"/>
-          <w:rFonts w:ascii="Arial" w:hAnsi="Arial" w:cs="Arial"/>
-        </w:rPr>
-        <w:t>${</w:t>
-      </w:r>
-      <w:proofErr w:type="spellStart"/>
-      <w:r>
-        <w:rPr>
-          <w:rStyle w:val="Strong"/>
-          <w:rFonts w:ascii="Arial" w:hAnsi="Arial" w:cs="Arial"/>
-        </w:rPr>
-        <w:t>acm_names</w:t>
-      </w:r>
-      <w:proofErr w:type="spellEnd"/>
-      <w:r>
-        <w:rPr>
-          <w:rStyle w:val="Strong"/>
-          <w:rFonts w:ascii="Arial" w:hAnsi="Arial" w:cs="Arial"/>
-        </w:rPr>
-        <w:t>}</w:t>
-      </w:r>
-      <w:r>
-        <w:rPr>
-          <w:rFonts w:ascii="Arial" w:hAnsi="Arial" w:cs="Arial"/>
-        </w:rPr>
-        <w:t xml:space="preserve"> </w:t>
-      </w:r>
-    </w:p>
-    <w:p>
-      <w:pPr>
-        <w:pStyle w:val="NormalWeb"/>
-        <w:spacing w:before="0" w:beforeAutospacing="0" w:after="0" w:afterAutospacing="0"/>
-        <w:rPr>
-          <w:rFonts w:ascii="Arial" w:hAnsi="Arial" w:cs="Arial"/>
-        </w:rPr>
-      </w:pPr>
-      <w:r>
-        <w:rPr>
-          <w:rFonts w:ascii="Arial" w:hAnsi="Arial" w:cs="Arial"/>
-        </w:rPr>
-        <w:t xml:space="preserve">Regional collection Manager: </w:t>
-      </w:r>
-      <w:r>
-        <w:rPr>
-          <w:rStyle w:val="Strong"/>
-          <w:rFonts w:ascii="Arial" w:hAnsi="Arial" w:cs="Arial"/>
-        </w:rPr>
-        <w:t>${</w:t>
-      </w:r>
-      <w:proofErr w:type="spellStart"/>
-      <w:r>
-        <w:rPr>
-          <w:rStyle w:val="Strong"/>
-          <w:rFonts w:ascii="Arial" w:hAnsi="Arial" w:cs="Arial"/>
-        </w:rPr>
-        <w:t>rcm_name</w:t>
-      </w:r>
-      <w:proofErr w:type="spellEnd"/>
-      <w:r>
-        <w:rPr>
-          <w:rStyle w:val="Strong"/>
-          <w:rFonts w:ascii="Arial" w:hAnsi="Arial" w:cs="Arial"/>
-        </w:rPr>
-        <w:t>}</w:t>
-      </w:r>
-      <w:r>
-        <w:rPr>
-          <w:rFonts w:ascii="Arial" w:hAnsi="Arial" w:cs="Arial"/>
-        </w:rPr>
-        <w:t xml:space="preserve"> &amp; contact number: </w:t>
-      </w:r>
-      <w:r>
-        <w:rPr>
-          <w:rStyle w:val="Strong"/>
-          <w:rFonts w:ascii="Arial" w:hAnsi="Arial" w:cs="Arial"/>
-        </w:rPr>
-        <w:t>${</w:t>
-      </w:r>
-      <w:proofErr w:type="spellStart"/>
-      <w:r>
-        <w:rPr>
-          <w:rStyle w:val="Strong"/>
-          <w:rFonts w:ascii="Arial" w:hAnsi="Arial" w:cs="Arial"/>
-        </w:rPr>
-        <w:t>rcm_mobile_number</w:t>
-      </w:r>
-      <w:proofErr w:type="spellEnd"/>
-      <w:r>
-        <w:rPr>
-          <w:rStyle w:val="Strong"/>
-          <w:rFonts w:ascii="Arial" w:hAnsi="Arial" w:cs="Arial"/>
-        </w:rPr>
-        <w:t xml:space="preserve">} </w:t>
-      </w:r>
-      <w:r>
-        <w:rPr>
-          <w:rFonts w:ascii="Arial" w:hAnsi="Arial" w:cs="Arial"/>
-        </w:rPr>
         <w:t xml:space="preserve">   </w:t>
       </w:r>
-    </w:p>
-    <w:p>
-      <w:pPr>
-        <w:pStyle w:val="NormalWeb"/>
-        <w:spacing w:before="0" w:beforeAutospacing="0" w:after="0" w:afterAutospacing="0"/>
-        <w:rPr>
-          <w:rFonts w:ascii="Arial" w:hAnsi="Arial" w:cs="Arial"/>
-        </w:rPr>
-      </w:pPr>
-    </w:p>
-    <w:p>
-      <w:pPr>
-        <w:pStyle w:val="NormalWeb"/>
-        <w:spacing w:before="0" w:beforeAutospacing="0" w:after="0" w:afterAutospacing="0"/>
-        <w:rPr>
-          <w:rFonts w:ascii="Arial" w:hAnsi="Arial" w:cs="Arial"/>
-        </w:rPr>
-      </w:pPr>
-      <w:r>
-        <w:rPr>
-          <w:rFonts w:ascii="Arial" w:hAnsi="Arial" w:cs="Arial"/>
-          <w:b/>
-          <w:bCs/>
-          <w:noProof/>
-        </w:rPr>
-        <w:drawing>
-          <wp:inline distT="0" distB="0" distL="0" distR="0" wp14:anchorId="2B7FC6B8" wp14:editId="4C13B704">
-            <wp:extent cx="1184275" cy="687070"/>
-            <wp:effectExtent l="0" t="0" r="0" b="0"/>
-            <wp:docPr id="1" name="Picture 1" descr="Signature"/>
-            <wp:cNvGraphicFramePr>
-              <a:graphicFrameLocks xmlns:a="http://schemas.openxmlformats.org/drawingml/2006/main" noChangeAspect="1"/>
-            </wp:cNvGraphicFramePr>
-            <a:graphic xmlns:a="http://schemas.openxmlformats.org/drawingml/2006/main">
-              <a:graphicData uri="http://schemas.openxmlformats.org/drawingml/2006/picture">
-                <pic:pic xmlns:pic="http://schemas.openxmlformats.org/drawingml/2006/picture">
-                  <pic:nvPicPr>
-                    <pic:cNvPr id="0" name="Picture 1" descr="Signature"/>
-                    <pic:cNvPicPr>
-                      <a:picLocks noChangeAspect="1" noChangeArrowheads="1"/>
-                    </pic:cNvPicPr>
-                  </pic:nvPicPr>
-                  <pic:blipFill>
-                    <a:blip r:embed="rId4" cstate="print">
-                      <a:extLst>
-                        <a:ext uri="{28A0092B-C50C-407E-A947-70E740481C1C}">
-                          <a14:useLocalDpi xmlns:a14="http://schemas.microsoft.com/office/drawing/2010/main" val="0"/>
-                        </a:ext>
-                      </a:extLst>
-                    </a:blip>
-                    <a:srcRect/>
-                    <a:stretch>
-                      <a:fillRect/>
-                    </a:stretch>
-                  </pic:blipFill>
-                  <pic:spPr bwMode="auto">
-                    <a:xfrm>
-                      <a:off x="0" y="0"/>
-                      <a:ext cx="1184275" cy="687070"/>
-                    </a:xfrm>
-                    <a:prstGeom prst="rect">
-                      <a:avLst/>
-                    </a:prstGeom>
-                    <a:noFill/>
-                    <a:ln>
-                      <a:noFill/>
-                    </a:ln>
-                  </pic:spPr>
-                </pic:pic>
-              </a:graphicData>
-            </a:graphic>
-          </wp:inline>
-        </w:drawing>
-      </w:r>
-    </w:p>
-    <w:p>
-      <w:pPr>
-        <w:pStyle w:val="NormalWeb"/>
-        <w:spacing w:before="0" w:beforeAutospacing="0" w:after="0" w:afterAutospacing="0"/>
-        <w:rPr>
-          <w:rFonts w:ascii="Arial" w:hAnsi="Arial" w:cs="Arial"/>
-        </w:rPr>
-      </w:pPr>
     </w:p>
     <w:p>
       <w:pPr>
